--- a/tests/fixtures/cross-author-slicing/delete-straddle-baseline-insertion-pending.docx
+++ b/tests/fixtures/cross-author-slicing/delete-straddle-baseline-insertion-pending.docx
@@ -6,13 +6,13 @@
       <w:r>
         <w:t xml:space="preserve">Baseline </w:t>
       </w:r>
-      <w:del w:id="0" w:author="Anson Lai" w:date="2026-09-08T09:29:00Z" w16du:dateUtc="2026-09-08T16:29:00Z">
+      <w:del w:id="0" w:author="Anson Lai" w:date="2026-09-10T18:46:00Z" w16du:dateUtc="2026-09-11T01:46:00Z">
         <w:r>
           <w:delText xml:space="preserve">start </w:delText>
         </w:r>
       </w:del>
-      <w:ins w:id="1" w:author="Barry Plasteras" w:date="2026-09-08T09:29:00Z" w16du:dateUtc="2026-09-08T16:29:00Z">
-        <w:del w:id="2" w:author="Anson Lai" w:date="2026-09-08T09:29:00Z" w16du:dateUtc="2026-09-08T16:29:00Z">
+      <w:ins w:id="1" w:author="John Doe" w:date="2026-09-10T18:46:00Z" w16du:dateUtc="2026-09-11T01:46:00Z">
+        <w:del w:id="2" w:author="Anson Lai" w:date="2026-09-10T18:46:00Z" w16du:dateUtc="2026-09-11T01:46:00Z">
           <w:r>
             <w:delText xml:space="preserve">inserted </w:delText>
           </w:r>
@@ -37,8 +37,8 @@
   <w15:person w15:author="Anson Lai">
     <w15:presenceInfo w15:providerId="None" w15:userId="Anson Lai"/>
   </w15:person>
-  <w15:person w15:author="Barry Plasteras">
-    <w15:presenceInfo w15:providerId="None" w15:userId="Barry Plasteras"/>
+  <w15:person w15:author="John Doe">
+    <w15:presenceInfo w15:providerId="None" w15:userId="John Doe"/>
   </w15:person>
 </w15:people>
 </file>
@@ -451,7 +451,7 @@
     <w:link w:val="Heading1Char"/>
     <w:uiPriority w:val="9"/>
     <w:qFormat/>
-    <w:rsid w:val="00796674"/>
+    <w:rsid w:val="00D50E71"/>
     <w:pPr>
       <w:keepNext/>
       <w:keepLines/>
@@ -474,7 +474,7 @@
     <w:semiHidden/>
     <w:unhideWhenUsed/>
     <w:qFormat/>
-    <w:rsid w:val="00796674"/>
+    <w:rsid w:val="00D50E71"/>
     <w:pPr>
       <w:keepNext/>
       <w:keepLines/>
@@ -497,7 +497,7 @@
     <w:semiHidden/>
     <w:unhideWhenUsed/>
     <w:qFormat/>
-    <w:rsid w:val="00796674"/>
+    <w:rsid w:val="00D50E71"/>
     <w:pPr>
       <w:keepNext/>
       <w:keepLines/>
@@ -520,7 +520,7 @@
     <w:semiHidden/>
     <w:unhideWhenUsed/>
     <w:qFormat/>
-    <w:rsid w:val="00796674"/>
+    <w:rsid w:val="00D50E71"/>
     <w:pPr>
       <w:keepNext/>
       <w:keepLines/>
@@ -543,7 +543,7 @@
     <w:semiHidden/>
     <w:unhideWhenUsed/>
     <w:qFormat/>
-    <w:rsid w:val="00796674"/>
+    <w:rsid w:val="00D50E71"/>
     <w:pPr>
       <w:keepNext/>
       <w:keepLines/>
@@ -564,7 +564,7 @@
     <w:semiHidden/>
     <w:unhideWhenUsed/>
     <w:qFormat/>
-    <w:rsid w:val="00796674"/>
+    <w:rsid w:val="00D50E71"/>
     <w:pPr>
       <w:keepNext/>
       <w:keepLines/>
@@ -587,7 +587,7 @@
     <w:semiHidden/>
     <w:unhideWhenUsed/>
     <w:qFormat/>
-    <w:rsid w:val="00796674"/>
+    <w:rsid w:val="00D50E71"/>
     <w:pPr>
       <w:keepNext/>
       <w:keepLines/>
@@ -608,7 +608,7 @@
     <w:semiHidden/>
     <w:unhideWhenUsed/>
     <w:qFormat/>
-    <w:rsid w:val="00796674"/>
+    <w:rsid w:val="00D50E71"/>
     <w:pPr>
       <w:keepNext/>
       <w:keepLines/>
@@ -631,7 +631,7 @@
     <w:semiHidden/>
     <w:unhideWhenUsed/>
     <w:qFormat/>
-    <w:rsid w:val="00796674"/>
+    <w:rsid w:val="00D50E71"/>
     <w:pPr>
       <w:keepNext/>
       <w:keepLines/>
@@ -675,7 +675,7 @@
     <w:basedOn w:val="DefaultParagraphFont"/>
     <w:link w:val="Heading1"/>
     <w:uiPriority w:val="9"/>
-    <w:rsid w:val="00796674"/>
+    <w:rsid w:val="00D50E71"/>
     <w:rPr>
       <w:rFonts w:asciiTheme="majorHAnsi" w:eastAsiaTheme="majorEastAsia" w:hAnsiTheme="majorHAnsi" w:cstheme="majorBidi"/>
       <w:color w:val="2F5496" w:themeColor="accent1" w:themeShade="BF"/>
@@ -689,7 +689,7 @@
     <w:link w:val="Heading2"/>
     <w:uiPriority w:val="9"/>
     <w:semiHidden/>
-    <w:rsid w:val="00796674"/>
+    <w:rsid w:val="00D50E71"/>
     <w:rPr>
       <w:rFonts w:asciiTheme="majorHAnsi" w:eastAsiaTheme="majorEastAsia" w:hAnsiTheme="majorHAnsi" w:cstheme="majorBidi"/>
       <w:color w:val="2F5496" w:themeColor="accent1" w:themeShade="BF"/>
@@ -703,7 +703,7 @@
     <w:link w:val="Heading3"/>
     <w:uiPriority w:val="9"/>
     <w:semiHidden/>
-    <w:rsid w:val="00796674"/>
+    <w:rsid w:val="00D50E71"/>
     <w:rPr>
       <w:rFonts w:eastAsiaTheme="majorEastAsia" w:cstheme="majorBidi"/>
       <w:color w:val="2F5496" w:themeColor="accent1" w:themeShade="BF"/>
@@ -717,7 +717,7 @@
     <w:link w:val="Heading4"/>
     <w:uiPriority w:val="9"/>
     <w:semiHidden/>
-    <w:rsid w:val="00796674"/>
+    <w:rsid w:val="00D50E71"/>
     <w:rPr>
       <w:rFonts w:eastAsiaTheme="majorEastAsia" w:cstheme="majorBidi"/>
       <w:i/>
@@ -731,7 +731,7 @@
     <w:link w:val="Heading5"/>
     <w:uiPriority w:val="9"/>
     <w:semiHidden/>
-    <w:rsid w:val="00796674"/>
+    <w:rsid w:val="00D50E71"/>
     <w:rPr>
       <w:rFonts w:eastAsiaTheme="majorEastAsia" w:cstheme="majorBidi"/>
       <w:color w:val="2F5496" w:themeColor="accent1" w:themeShade="BF"/>
@@ -743,7 +743,7 @@
     <w:link w:val="Heading6"/>
     <w:uiPriority w:val="9"/>
     <w:semiHidden/>
-    <w:rsid w:val="00796674"/>
+    <w:rsid w:val="00D50E71"/>
     <w:rPr>
       <w:rFonts w:eastAsiaTheme="majorEastAsia" w:cstheme="majorBidi"/>
       <w:i/>
@@ -757,7 +757,7 @@
     <w:link w:val="Heading7"/>
     <w:uiPriority w:val="9"/>
     <w:semiHidden/>
-    <w:rsid w:val="00796674"/>
+    <w:rsid w:val="00D50E71"/>
     <w:rPr>
       <w:rFonts w:eastAsiaTheme="majorEastAsia" w:cstheme="majorBidi"/>
       <w:color w:val="595959" w:themeColor="text1" w:themeTint="A6"/>
@@ -769,7 +769,7 @@
     <w:link w:val="Heading8"/>
     <w:uiPriority w:val="9"/>
     <w:semiHidden/>
-    <w:rsid w:val="00796674"/>
+    <w:rsid w:val="00D50E71"/>
     <w:rPr>
       <w:rFonts w:eastAsiaTheme="majorEastAsia" w:cstheme="majorBidi"/>
       <w:i/>
@@ -783,7 +783,7 @@
     <w:link w:val="Heading9"/>
     <w:uiPriority w:val="9"/>
     <w:semiHidden/>
-    <w:rsid w:val="00796674"/>
+    <w:rsid w:val="00D50E71"/>
     <w:rPr>
       <w:rFonts w:eastAsiaTheme="majorEastAsia" w:cstheme="majorBidi"/>
       <w:color w:val="272727" w:themeColor="text1" w:themeTint="D8"/>
@@ -796,7 +796,7 @@
     <w:link w:val="TitleChar"/>
     <w:uiPriority w:val="10"/>
     <w:qFormat/>
-    <w:rsid w:val="00796674"/>
+    <w:rsid w:val="00D50E71"/>
     <w:pPr>
       <w:spacing w:after="80" w:line="240" w:lineRule="auto"/>
       <w:contextualSpacing/>
@@ -814,7 +814,7 @@
     <w:basedOn w:val="DefaultParagraphFont"/>
     <w:link w:val="Title"/>
     <w:uiPriority w:val="10"/>
-    <w:rsid w:val="00796674"/>
+    <w:rsid w:val="00D50E71"/>
     <w:rPr>
       <w:rFonts w:asciiTheme="majorHAnsi" w:eastAsiaTheme="majorEastAsia" w:hAnsiTheme="majorHAnsi" w:cstheme="majorBidi"/>
       <w:spacing w:val="-10"/>
@@ -830,7 +830,7 @@
     <w:link w:val="SubtitleChar"/>
     <w:uiPriority w:val="11"/>
     <w:qFormat/>
-    <w:rsid w:val="00796674"/>
+    <w:rsid w:val="00D50E71"/>
     <w:pPr>
       <w:numPr>
         <w:ilvl w:val="1"/>
@@ -849,7 +849,7 @@
     <w:basedOn w:val="DefaultParagraphFont"/>
     <w:link w:val="Subtitle"/>
     <w:uiPriority w:val="11"/>
-    <w:rsid w:val="00796674"/>
+    <w:rsid w:val="00D50E71"/>
     <w:rPr>
       <w:rFonts w:eastAsiaTheme="majorEastAsia" w:cstheme="majorBidi"/>
       <w:color w:val="595959" w:themeColor="text1" w:themeTint="A6"/>
@@ -865,7 +865,7 @@
     <w:link w:val="QuoteChar"/>
     <w:uiPriority w:val="29"/>
     <w:qFormat/>
-    <w:rsid w:val="00796674"/>
+    <w:rsid w:val="00D50E71"/>
     <w:pPr>
       <w:spacing w:before="160"/>
       <w:jc w:val="center"/>
@@ -881,7 +881,7 @@
     <w:basedOn w:val="DefaultParagraphFont"/>
     <w:link w:val="Quote"/>
     <w:uiPriority w:val="29"/>
-    <w:rsid w:val="00796674"/>
+    <w:rsid w:val="00D50E71"/>
     <w:rPr>
       <w:i/>
       <w:iCs/>
@@ -893,7 +893,7 @@
     <w:basedOn w:val="Normal"/>
     <w:uiPriority w:val="34"/>
     <w:qFormat/>
-    <w:rsid w:val="00796674"/>
+    <w:rsid w:val="00D50E71"/>
     <w:pPr>
       <w:ind w:left="720"/>
       <w:contextualSpacing/>
@@ -904,7 +904,7 @@
     <w:basedOn w:val="DefaultParagraphFont"/>
     <w:uiPriority w:val="21"/>
     <w:qFormat/>
-    <w:rsid w:val="00796674"/>
+    <w:rsid w:val="00D50E71"/>
     <w:rPr>
       <w:i/>
       <w:iCs/>
@@ -918,7 +918,7 @@
     <w:link w:val="IntenseQuoteChar"/>
     <w:uiPriority w:val="30"/>
     <w:qFormat/>
-    <w:rsid w:val="00796674"/>
+    <w:rsid w:val="00D50E71"/>
     <w:pPr>
       <w:pBdr>
         <w:top w:val="single" w:sz="4" w:space="10" w:color="2F5496" w:themeColor="accent1" w:themeShade="BF"/>
@@ -939,7 +939,7 @@
     <w:basedOn w:val="DefaultParagraphFont"/>
     <w:link w:val="IntenseQuote"/>
     <w:uiPriority w:val="30"/>
-    <w:rsid w:val="00796674"/>
+    <w:rsid w:val="00D50E71"/>
     <w:rPr>
       <w:i/>
       <w:iCs/>
@@ -951,7 +951,7 @@
     <w:basedOn w:val="DefaultParagraphFont"/>
     <w:uiPriority w:val="32"/>
     <w:qFormat/>
-    <w:rsid w:val="00796674"/>
+    <w:rsid w:val="00D50E71"/>
     <w:rPr>
       <w:b/>
       <w:bCs/>
@@ -965,7 +965,7 @@
     <w:hidden/>
     <w:uiPriority w:val="99"/>
     <w:semiHidden/>
-    <w:rsid w:val="00796674"/>
+    <w:rsid w:val="00D50E71"/>
     <w:pPr>
       <w:spacing w:after="0" w:line="240" w:lineRule="auto"/>
     </w:pPr>
